--- a/submission/BIA568_A2_Memo.docx
+++ b/submission/BIA568_A2_Memo.docx
@@ -56,7 +56,7 @@
         <w:rPr>
           <w:color w:val="595959"/>
         </w:rPr>
-        <w:t>[your name]</w:t>
+        <w:t>Dhanvanth Reddy</w:t>
       </w:r>
     </w:p>
     <w:p>
